--- a/docs/AgriTech_Suite_Project_Description.docx
+++ b/docs/AgriTech_Suite_Project_Description.docx
@@ -10009,7 +10009,7 @@
                 <w:color w:val="000000"/>
                 <w:sz w:val="20"/>
               </w:rPr>
-              <w:t>[Insert portfolio website URL]</w:t>
+              <w:t>https://flourish-webpage.vercel.app/</w:t>
             </w:r>
           </w:p>
         </w:tc>
